--- a/app/static/reports/defects_report.docx
+++ b/app/static/reports/defects_report.docx
@@ -16,7 +16,7 @@
         <w:jc w:val="center"/>
       </w:pPr>
       <w:r>
-        <w:t>Дата создания отчета: 2025-05-25 19:03:27</w:t>
+        <w:t>Дата создания отчета: 2025-05-26 00:04:15</w:t>
       </w:r>
     </w:p>
     <w:tbl>
@@ -140,7 +140,7 @@
           </w:tcPr>
           <w:p>
             <w:r>
-              <w:t>88.52%</w:t>
+              <w:t>89.58%</w:t>
             </w:r>
           </w:p>
         </w:tc>
@@ -160,7 +160,7 @@
           </w:tcPr>
           <w:p>
             <w:r>
-              <w:t>x1=3660.0, y1=359, x2=3914.0, y2=268</w:t>
+              <w:t>x1=3657.0, y1=357, x2=3915.0, y2=267</w:t>
             </w:r>
           </w:p>
         </w:tc>
@@ -202,7 +202,7 @@
           </w:tcPr>
           <w:p>
             <w:r>
-              <w:t>81.29%</w:t>
+              <w:t>77.86%</w:t>
             </w:r>
           </w:p>
         </w:tc>
@@ -222,7 +222,7 @@
           </w:tcPr>
           <w:p>
             <w:r>
-              <w:t>x1=3947.0, y1=369, x2=4327.0, y2=263</w:t>
+              <w:t>x1=3947.0, y1=372, x2=4329.0, y2=263</w:t>
             </w:r>
           </w:p>
         </w:tc>
@@ -264,7 +264,7 @@
           </w:tcPr>
           <w:p>
             <w:r>
-              <w:t>84.74%</w:t>
+              <w:t>82.59%</w:t>
             </w:r>
           </w:p>
         </w:tc>
@@ -284,7 +284,7 @@
           </w:tcPr>
           <w:p>
             <w:r>
-              <w:t>x1=4793.0, y1=909, x2=5163.0, y2=803</w:t>
+              <w:t>x1=4792.0, y1=911, x2=5168.0, y2=806</w:t>
             </w:r>
           </w:p>
         </w:tc>
@@ -316,7 +316,7 @@
           </w:tcPr>
           <w:p>
             <w:r>
-              <w:t>эталон1</w:t>
+              <w:t>пора</w:t>
             </w:r>
           </w:p>
         </w:tc>
@@ -326,7 +326,7 @@
           </w:tcPr>
           <w:p>
             <w:r>
-              <w:t>88.15%</w:t>
+              <w:t>15.11%</w:t>
             </w:r>
           </w:p>
         </w:tc>
@@ -346,7 +346,7 @@
           </w:tcPr>
           <w:p>
             <w:r>
-              <w:t>x1=6254.0, y1=909, x2=6506.0, y2=825</w:t>
+              <w:t>x1=4818.0, y1=615, x2=4824.0, y2=609</w:t>
             </w:r>
           </w:p>
         </w:tc>
@@ -356,7 +356,7 @@
           </w:tcPr>
           <w:p>
             <w:r>
-              <w:t>50</w:t>
+              <w:t>40</w:t>
             </w:r>
           </w:p>
         </w:tc>
@@ -388,7 +388,7 @@
           </w:tcPr>
           <w:p>
             <w:r>
-              <w:t>10.06%</w:t>
+              <w:t>89.73%</w:t>
             </w:r>
           </w:p>
         </w:tc>
@@ -408,7 +408,7 @@
           </w:tcPr>
           <w:p>
             <w:r>
-              <w:t>x1=5700.0, y1=911, x2=5775.0, y2=812</w:t>
+              <w:t>x1=6251.0, y1=911, x2=6506.0, y2=823</w:t>
             </w:r>
           </w:p>
         </w:tc>
@@ -450,7 +450,7 @@
           </w:tcPr>
           <w:p>
             <w:r>
-              <w:t>16.16%</w:t>
+              <w:t>10.36%</w:t>
             </w:r>
           </w:p>
         </w:tc>
@@ -470,7 +470,7 @@
           </w:tcPr>
           <w:p>
             <w:r>
-              <w:t>x1=7223.0, y1=605, x2=7229.0, y2=599</w:t>
+              <w:t>x1=7223.0, y1=605, x2=7229.0, y2=600</w:t>
             </w:r>
           </w:p>
         </w:tc>
@@ -502,7 +502,7 @@
           </w:tcPr>
           <w:p>
             <w:r>
-              <w:t>включение</w:t>
+              <w:t>пора</w:t>
             </w:r>
           </w:p>
         </w:tc>
@@ -512,7 +512,7 @@
           </w:tcPr>
           <w:p>
             <w:r>
-              <w:t>15.23%</w:t>
+              <w:t>10.88%</w:t>
             </w:r>
           </w:p>
         </w:tc>
@@ -532,7 +532,7 @@
           </w:tcPr>
           <w:p>
             <w:r>
-              <w:t>x1=7549.0, y1=674, x2=7566.0, y2=669</w:t>
+              <w:t>x1=8956.0, y1=640, x2=8964.0, y2=633</w:t>
             </w:r>
           </w:p>
         </w:tc>
@@ -542,7 +542,7 @@
           </w:tcPr>
           <w:p>
             <w:r>
-              <w:t>60</w:t>
+              <w:t>80</w:t>
             </w:r>
           </w:p>
         </w:tc>
@@ -564,7 +564,7 @@
           </w:tcPr>
           <w:p>
             <w:r>
-              <w:t>пора</w:t>
+              <w:t>подрез</w:t>
             </w:r>
           </w:p>
         </w:tc>
@@ -574,7 +574,7 @@
           </w:tcPr>
           <w:p>
             <w:r>
-              <w:t>12.13%</w:t>
+              <w:t>16.54%</w:t>
             </w:r>
           </w:p>
         </w:tc>
@@ -594,7 +594,7 @@
           </w:tcPr>
           <w:p>
             <w:r>
-              <w:t>x1=7465.0, y1=628, x2=7473.0, y2=621</w:t>
+              <w:t>x1=12181.0, y1=545, x2=12195.0, y2=540</w:t>
             </w:r>
           </w:p>
         </w:tc>
@@ -604,7 +604,7 @@
           </w:tcPr>
           <w:p>
             <w:r>
-              <w:t>60</w:t>
+              <w:t>110</w:t>
             </w:r>
           </w:p>
         </w:tc>
@@ -626,7 +626,7 @@
           </w:tcPr>
           <w:p>
             <w:r>
-              <w:t>включение</w:t>
+              <w:t>эталон2</w:t>
             </w:r>
           </w:p>
         </w:tc>
@@ -636,7 +636,7 @@
           </w:tcPr>
           <w:p>
             <w:r>
-              <w:t>11.07%</w:t>
+              <w:t>79.75%</w:t>
             </w:r>
           </w:p>
         </w:tc>
@@ -656,7 +656,7 @@
           </w:tcPr>
           <w:p>
             <w:r>
-              <w:t>x1=7546.0, y1=675, x2=7566.0, y2=668</w:t>
+              <w:t>x1=13098.0, y1=949, x2=13478.0, y2=841</w:t>
             </w:r>
           </w:p>
         </w:tc>
@@ -666,7 +666,7 @@
           </w:tcPr>
           <w:p>
             <w:r>
-              <w:t>60</w:t>
+              <w:t>120</w:t>
             </w:r>
           </w:p>
         </w:tc>
@@ -688,7 +688,7 @@
           </w:tcPr>
           <w:p>
             <w:r>
-              <w:t>пора</w:t>
+              <w:t>подрез</w:t>
             </w:r>
           </w:p>
         </w:tc>
@@ -698,7 +698,7 @@
           </w:tcPr>
           <w:p>
             <w:r>
-              <w:t>13.92%</w:t>
+              <w:t>20.50%</w:t>
             </w:r>
           </w:p>
         </w:tc>
@@ -718,7 +718,7 @@
           </w:tcPr>
           <w:p>
             <w:r>
-              <w:t>x1=8956.0, y1=639, x2=8963.0, y2=633</w:t>
+              <w:t>x1=12980.0, y1=556, x2=13009.0, y2=549</w:t>
             </w:r>
           </w:p>
         </w:tc>
@@ -728,7 +728,7 @@
           </w:tcPr>
           <w:p>
             <w:r>
-              <w:t>80</w:t>
+              <w:t>120</w:t>
             </w:r>
           </w:p>
         </w:tc>
@@ -750,7 +750,7 @@
           </w:tcPr>
           <w:p>
             <w:r>
-              <w:t>эталон2</w:t>
+              <w:t>подрез</w:t>
             </w:r>
           </w:p>
         </w:tc>
@@ -760,7 +760,7 @@
           </w:tcPr>
           <w:p>
             <w:r>
-              <w:t>82.12%</w:t>
+              <w:t>14.04%</w:t>
             </w:r>
           </w:p>
         </w:tc>
@@ -780,7 +780,7 @@
           </w:tcPr>
           <w:p>
             <w:r>
-              <w:t>x1=13099.0, y1=947, x2=13477.0, y2=843</w:t>
+              <w:t>x1=12900.0, y1=554, x2=12909.0, y2=548</w:t>
             </w:r>
           </w:p>
         </w:tc>
@@ -822,7 +822,7 @@
           </w:tcPr>
           <w:p>
             <w:r>
-              <w:t>88.06%</w:t>
+              <w:t>90.15%</w:t>
             </w:r>
           </w:p>
         </w:tc>
@@ -842,7 +842,7 @@
           </w:tcPr>
           <w:p>
             <w:r>
-              <w:t>x1=14133.0, y1=935, x2=14387.0, y2=849</w:t>
+              <w:t>x1=14129.0, y1=933, x2=14387.0, y2=850</w:t>
             </w:r>
           </w:p>
         </w:tc>
@@ -884,7 +884,7 @@
           </w:tcPr>
           <w:p>
             <w:r>
-              <w:t>12.82%</w:t>
+              <w:t>21.06%</w:t>
             </w:r>
           </w:p>
         </w:tc>
@@ -904,7 +904,7 @@
           </w:tcPr>
           <w:p>
             <w:r>
-              <w:t>x1=18189.0, y1=596, x2=18199.0, y2=591</w:t>
+              <w:t>x1=18189.0, y1=596, x2=18198.0, y2=591</w:t>
             </w:r>
           </w:p>
         </w:tc>
@@ -936,7 +936,7 @@
           </w:tcPr>
           <w:p>
             <w:r>
-              <w:t>включение</w:t>
+              <w:t>несплавление</w:t>
             </w:r>
           </w:p>
         </w:tc>
@@ -946,7 +946,7 @@
           </w:tcPr>
           <w:p>
             <w:r>
-              <w:t>10.53%</w:t>
+              <w:t>18.49%</w:t>
             </w:r>
           </w:p>
         </w:tc>
@@ -966,7 +966,7 @@
           </w:tcPr>
           <w:p>
             <w:r>
-              <w:t>x1=18145.0, y1=598, x2=18168.0, y2=593</w:t>
+              <w:t>x1=18144.0, y1=598, x2=18169.0, y2=593</w:t>
             </w:r>
           </w:p>
         </w:tc>
@@ -998,6 +998,68 @@
           </w:tcPr>
           <w:p>
             <w:r>
+              <w:t>несплавление</w:t>
+            </w:r>
+          </w:p>
+        </w:tc>
+        <w:tc>
+          <w:tcPr>
+            <w:tcW w:type="dxa" w:w="1440"/>
+          </w:tcPr>
+          <w:p>
+            <w:r>
+              <w:t>18.77%</w:t>
+            </w:r>
+          </w:p>
+        </w:tc>
+        <w:tc>
+          <w:tcPr>
+            <w:tcW w:type="dxa" w:w="1440"/>
+          </w:tcPr>
+          <w:p>
+            <w:r>
+              <w:t>1</w:t>
+            </w:r>
+          </w:p>
+        </w:tc>
+        <w:tc>
+          <w:tcPr>
+            <w:tcW w:type="dxa" w:w="1440"/>
+          </w:tcPr>
+          <w:p>
+            <w:r>
+              <w:t>x1=18286.0, y1=597, x2=18309.0, y2=592</w:t>
+            </w:r>
+          </w:p>
+        </w:tc>
+        <w:tc>
+          <w:tcPr>
+            <w:tcW w:type="dxa" w:w="1440"/>
+          </w:tcPr>
+          <w:p>
+            <w:r>
+              <w:t>170</w:t>
+            </w:r>
+          </w:p>
+        </w:tc>
+      </w:tr>
+      <w:tr>
+        <w:tc>
+          <w:tcPr>
+            <w:tcW w:type="dxa" w:w="1440"/>
+          </w:tcPr>
+          <w:p>
+            <w:r>
+              <w:t>16</w:t>
+            </w:r>
+          </w:p>
+        </w:tc>
+        <w:tc>
+          <w:tcPr>
+            <w:tcW w:type="dxa" w:w="1440"/>
+          </w:tcPr>
+          <w:p>
+            <w:r>
               <w:t>пора</w:t>
             </w:r>
           </w:p>
@@ -1008,7 +1070,7 @@
           </w:tcPr>
           <w:p>
             <w:r>
-              <w:t>17.73%</w:t>
+              <w:t>10.31%</w:t>
             </w:r>
           </w:p>
         </w:tc>
@@ -1050,68 +1112,6 @@
           </w:tcPr>
           <w:p>
             <w:r>
-              <w:t>16</w:t>
-            </w:r>
-          </w:p>
-        </w:tc>
-        <w:tc>
-          <w:tcPr>
-            <w:tcW w:type="dxa" w:w="1440"/>
-          </w:tcPr>
-          <w:p>
-            <w:r>
-              <w:t>включение</w:t>
-            </w:r>
-          </w:p>
-        </w:tc>
-        <w:tc>
-          <w:tcPr>
-            <w:tcW w:type="dxa" w:w="1440"/>
-          </w:tcPr>
-          <w:p>
-            <w:r>
-              <w:t>13.60%</w:t>
-            </w:r>
-          </w:p>
-        </w:tc>
-        <w:tc>
-          <w:tcPr>
-            <w:tcW w:type="dxa" w:w="1440"/>
-          </w:tcPr>
-          <w:p>
-            <w:r>
-              <w:t>1</w:t>
-            </w:r>
-          </w:p>
-        </w:tc>
-        <w:tc>
-          <w:tcPr>
-            <w:tcW w:type="dxa" w:w="1440"/>
-          </w:tcPr>
-          <w:p>
-            <w:r>
-              <w:t>x1=18288.0, y1=596, x2=18305.0, y2=592</w:t>
-            </w:r>
-          </w:p>
-        </w:tc>
-        <w:tc>
-          <w:tcPr>
-            <w:tcW w:type="dxa" w:w="1440"/>
-          </w:tcPr>
-          <w:p>
-            <w:r>
-              <w:t>170</w:t>
-            </w:r>
-          </w:p>
-        </w:tc>
-      </w:tr>
-      <w:tr>
-        <w:tc>
-          <w:tcPr>
-            <w:tcW w:type="dxa" w:w="1440"/>
-          </w:tcPr>
-          <w:p>
-            <w:r>
               <w:t>17</w:t>
             </w:r>
           </w:p>
@@ -1132,7 +1132,7 @@
           </w:tcPr>
           <w:p>
             <w:r>
-              <w:t>33.50%</w:t>
+              <w:t>17.45%</w:t>
             </w:r>
           </w:p>
         </w:tc>
@@ -1152,7 +1152,7 @@
           </w:tcPr>
           <w:p>
             <w:r>
-              <w:t>x1=20091.0, y1=619, x2=20100.0, y2=614</w:t>
+              <w:t>x1=20091.0, y1=619, x2=20099.0, y2=614</w:t>
             </w:r>
           </w:p>
         </w:tc>
@@ -1194,7 +1194,7 @@
           </w:tcPr>
           <w:p>
             <w:r>
-              <w:t>81.27%</w:t>
+              <w:t>78.52%</w:t>
             </w:r>
           </w:p>
         </w:tc>
@@ -1214,7 +1214,7 @@
           </w:tcPr>
           <w:p>
             <w:r>
-              <w:t>x1=20908.0, y1=893, x2=21280.0, y2=785</w:t>
+              <w:t>x1=20907.0, y1=894, x2=21282.0, y2=784</w:t>
             </w:r>
           </w:p>
         </w:tc>
@@ -1256,7 +1256,7 @@
           </w:tcPr>
           <w:p>
             <w:r>
-              <w:t>88.64%</w:t>
+              <w:t>90.18%</w:t>
             </w:r>
           </w:p>
         </w:tc>
@@ -1276,7 +1276,7 @@
           </w:tcPr>
           <w:p>
             <w:r>
-              <w:t>x1=21952.0, y1=881, x2=22206.0, y2=797</w:t>
+              <w:t>x1=21950.0, y1=882, x2=22204.0, y2=797</w:t>
             </w:r>
           </w:p>
         </w:tc>
@@ -1308,7 +1308,7 @@
           </w:tcPr>
           <w:p>
             <w:r>
-              <w:t>пора</w:t>
+              <w:t>включение</w:t>
             </w:r>
           </w:p>
         </w:tc>
@@ -1318,7 +1318,7 @@
           </w:tcPr>
           <w:p>
             <w:r>
-              <w:t>50.25%</w:t>
+              <w:t>13.32%</w:t>
             </w:r>
           </w:p>
         </w:tc>
@@ -1338,7 +1338,7 @@
           </w:tcPr>
           <w:p>
             <w:r>
-              <w:t>x1=23730.0, y1=578, x2=23738.0, y2=569</w:t>
+              <w:t>x1=22333.0, y1=641, x2=22343.0, y2=635</w:t>
             </w:r>
           </w:p>
         </w:tc>
@@ -1348,7 +1348,7 @@
           </w:tcPr>
           <w:p>
             <w:r>
-              <w:t>220</w:t>
+              <w:t>210</w:t>
             </w:r>
           </w:p>
         </w:tc>
@@ -1380,7 +1380,7 @@
           </w:tcPr>
           <w:p>
             <w:r>
-              <w:t>35.40%</w:t>
+              <w:t>20.85%</w:t>
             </w:r>
           </w:p>
         </w:tc>
@@ -1400,7 +1400,7 @@
           </w:tcPr>
           <w:p>
             <w:r>
-              <w:t>x1=25606.0, y1=591, x2=25617.0, y2=582</w:t>
+              <w:t>x1=23730.0, y1=577, x2=23738.0, y2=568</w:t>
             </w:r>
           </w:p>
         </w:tc>
@@ -1410,7 +1410,7 @@
           </w:tcPr>
           <w:p>
             <w:r>
-              <w:t>240</w:t>
+              <w:t>220</w:t>
             </w:r>
           </w:p>
         </w:tc>
@@ -1442,7 +1442,7 @@
           </w:tcPr>
           <w:p>
             <w:r>
-              <w:t>11.26%</w:t>
+              <w:t>15.21%</w:t>
             </w:r>
           </w:p>
         </w:tc>
@@ -1462,7 +1462,7 @@
           </w:tcPr>
           <w:p>
             <w:r>
-              <w:t>x1=26506.0, y1=561, x2=26516.0, y2=556</w:t>
+              <w:t>x1=25911.0, y1=651, x2=25919.0, y2=644</w:t>
             </w:r>
           </w:p>
         </w:tc>
@@ -1472,7 +1472,7 @@
           </w:tcPr>
           <w:p>
             <w:r>
-              <w:t>250</w:t>
+              <w:t>240</w:t>
             </w:r>
           </w:p>
         </w:tc>
@@ -1494,7 +1494,7 @@
           </w:tcPr>
           <w:p>
             <w:r>
-              <w:t>эталон2</w:t>
+              <w:t>пора</w:t>
             </w:r>
           </w:p>
         </w:tc>
@@ -1504,7 +1504,7 @@
           </w:tcPr>
           <w:p>
             <w:r>
-              <w:t>81.92%</w:t>
+              <w:t>15.10%</w:t>
             </w:r>
           </w:p>
         </w:tc>
@@ -1524,7 +1524,7 @@
           </w:tcPr>
           <w:p>
             <w:r>
-              <w:t>x1=28716.0, y1=902, x2=29084.0, y2=789</w:t>
+              <w:t>x1=25687.0, y1=609, x2=25693.0, y2=604</w:t>
             </w:r>
           </w:p>
         </w:tc>
@@ -1534,7 +1534,7 @@
           </w:tcPr>
           <w:p>
             <w:r>
-              <w:t>270</w:t>
+              <w:t>240</w:t>
             </w:r>
           </w:p>
         </w:tc>
@@ -1556,7 +1556,7 @@
           </w:tcPr>
           <w:p>
             <w:r>
-              <w:t>эталон1</w:t>
+              <w:t>пора</w:t>
             </w:r>
           </w:p>
         </w:tc>
@@ -1566,7 +1566,7 @@
           </w:tcPr>
           <w:p>
             <w:r>
-              <w:t>88.75%</w:t>
+              <w:t>13.44%</w:t>
             </w:r>
           </w:p>
         </w:tc>
@@ -1586,7 +1586,7 @@
           </w:tcPr>
           <w:p>
             <w:r>
-              <w:t>x1=29765.0, y1=911, x2=30016.0, y2=826</w:t>
+              <w:t>x1=25607.0, y1=589, x2=25616.0, y2=583</w:t>
             </w:r>
           </w:p>
         </w:tc>
@@ -1596,7 +1596,7 @@
           </w:tcPr>
           <w:p>
             <w:r>
-              <w:t>280</w:t>
+              <w:t>240</w:t>
             </w:r>
           </w:p>
         </w:tc>
@@ -1628,7 +1628,7 @@
           </w:tcPr>
           <w:p>
             <w:r>
-              <w:t>36.44%</w:t>
+              <w:t>11.81%</w:t>
             </w:r>
           </w:p>
         </w:tc>
@@ -1648,7 +1648,441 @@
           </w:tcPr>
           <w:p>
             <w:r>
-              <w:t>x1=32110.0, y1=591, x2=32120.0, y2=585</w:t>
+              <w:t>x1=25889.0, y1=592, x2=25897.0, y2=586</w:t>
+            </w:r>
+          </w:p>
+        </w:tc>
+        <w:tc>
+          <w:tcPr>
+            <w:tcW w:type="dxa" w:w="1440"/>
+          </w:tcPr>
+          <w:p>
+            <w:r>
+              <w:t>240</w:t>
+            </w:r>
+          </w:p>
+        </w:tc>
+      </w:tr>
+      <w:tr>
+        <w:tc>
+          <w:tcPr>
+            <w:tcW w:type="dxa" w:w="1440"/>
+          </w:tcPr>
+          <w:p>
+            <w:r>
+              <w:t>26</w:t>
+            </w:r>
+          </w:p>
+        </w:tc>
+        <w:tc>
+          <w:tcPr>
+            <w:tcW w:type="dxa" w:w="1440"/>
+          </w:tcPr>
+          <w:p>
+            <w:r>
+              <w:t>пора</w:t>
+            </w:r>
+          </w:p>
+        </w:tc>
+        <w:tc>
+          <w:tcPr>
+            <w:tcW w:type="dxa" w:w="1440"/>
+          </w:tcPr>
+          <w:p>
+            <w:r>
+              <w:t>19.41%</w:t>
+            </w:r>
+          </w:p>
+        </w:tc>
+        <w:tc>
+          <w:tcPr>
+            <w:tcW w:type="dxa" w:w="1440"/>
+          </w:tcPr>
+          <w:p>
+            <w:r>
+              <w:t>1</w:t>
+            </w:r>
+          </w:p>
+        </w:tc>
+        <w:tc>
+          <w:tcPr>
+            <w:tcW w:type="dxa" w:w="1440"/>
+          </w:tcPr>
+          <w:p>
+            <w:r>
+              <w:t>x1=26264.0, y1=640, x2=26272.0, y2=635</w:t>
+            </w:r>
+          </w:p>
+        </w:tc>
+        <w:tc>
+          <w:tcPr>
+            <w:tcW w:type="dxa" w:w="1440"/>
+          </w:tcPr>
+          <w:p>
+            <w:r>
+              <w:t>250</w:t>
+            </w:r>
+          </w:p>
+        </w:tc>
+      </w:tr>
+      <w:tr>
+        <w:tc>
+          <w:tcPr>
+            <w:tcW w:type="dxa" w:w="1440"/>
+          </w:tcPr>
+          <w:p>
+            <w:r>
+              <w:t>27</w:t>
+            </w:r>
+          </w:p>
+        </w:tc>
+        <w:tc>
+          <w:tcPr>
+            <w:tcW w:type="dxa" w:w="1440"/>
+          </w:tcPr>
+          <w:p>
+            <w:r>
+              <w:t>пора</w:t>
+            </w:r>
+          </w:p>
+        </w:tc>
+        <w:tc>
+          <w:tcPr>
+            <w:tcW w:type="dxa" w:w="1440"/>
+          </w:tcPr>
+          <w:p>
+            <w:r>
+              <w:t>14.98%</w:t>
+            </w:r>
+          </w:p>
+        </w:tc>
+        <w:tc>
+          <w:tcPr>
+            <w:tcW w:type="dxa" w:w="1440"/>
+          </w:tcPr>
+          <w:p>
+            <w:r>
+              <w:t>1</w:t>
+            </w:r>
+          </w:p>
+        </w:tc>
+        <w:tc>
+          <w:tcPr>
+            <w:tcW w:type="dxa" w:w="1440"/>
+          </w:tcPr>
+          <w:p>
+            <w:r>
+              <w:t>x1=26506.0, y1=560, x2=26516.0, y2=555</w:t>
+            </w:r>
+          </w:p>
+        </w:tc>
+        <w:tc>
+          <w:tcPr>
+            <w:tcW w:type="dxa" w:w="1440"/>
+          </w:tcPr>
+          <w:p>
+            <w:r>
+              <w:t>250</w:t>
+            </w:r>
+          </w:p>
+        </w:tc>
+      </w:tr>
+      <w:tr>
+        <w:tc>
+          <w:tcPr>
+            <w:tcW w:type="dxa" w:w="1440"/>
+          </w:tcPr>
+          <w:p>
+            <w:r>
+              <w:t>28</w:t>
+            </w:r>
+          </w:p>
+        </w:tc>
+        <w:tc>
+          <w:tcPr>
+            <w:tcW w:type="dxa" w:w="1440"/>
+          </w:tcPr>
+          <w:p>
+            <w:r>
+              <w:t>пора</w:t>
+            </w:r>
+          </w:p>
+        </w:tc>
+        <w:tc>
+          <w:tcPr>
+            <w:tcW w:type="dxa" w:w="1440"/>
+          </w:tcPr>
+          <w:p>
+            <w:r>
+              <w:t>10.30%</w:t>
+            </w:r>
+          </w:p>
+        </w:tc>
+        <w:tc>
+          <w:tcPr>
+            <w:tcW w:type="dxa" w:w="1440"/>
+          </w:tcPr>
+          <w:p>
+            <w:r>
+              <w:t>1</w:t>
+            </w:r>
+          </w:p>
+        </w:tc>
+        <w:tc>
+          <w:tcPr>
+            <w:tcW w:type="dxa" w:w="1440"/>
+          </w:tcPr>
+          <w:p>
+            <w:r>
+              <w:t>x1=26496.0, y1=580, x2=26504.0, y2=574</w:t>
+            </w:r>
+          </w:p>
+        </w:tc>
+        <w:tc>
+          <w:tcPr>
+            <w:tcW w:type="dxa" w:w="1440"/>
+          </w:tcPr>
+          <w:p>
+            <w:r>
+              <w:t>250</w:t>
+            </w:r>
+          </w:p>
+        </w:tc>
+      </w:tr>
+      <w:tr>
+        <w:tc>
+          <w:tcPr>
+            <w:tcW w:type="dxa" w:w="1440"/>
+          </w:tcPr>
+          <w:p>
+            <w:r>
+              <w:t>29</w:t>
+            </w:r>
+          </w:p>
+        </w:tc>
+        <w:tc>
+          <w:tcPr>
+            <w:tcW w:type="dxa" w:w="1440"/>
+          </w:tcPr>
+          <w:p>
+            <w:r>
+              <w:t>включение</w:t>
+            </w:r>
+          </w:p>
+        </w:tc>
+        <w:tc>
+          <w:tcPr>
+            <w:tcW w:type="dxa" w:w="1440"/>
+          </w:tcPr>
+          <w:p>
+            <w:r>
+              <w:t>10.05%</w:t>
+            </w:r>
+          </w:p>
+        </w:tc>
+        <w:tc>
+          <w:tcPr>
+            <w:tcW w:type="dxa" w:w="1440"/>
+          </w:tcPr>
+          <w:p>
+            <w:r>
+              <w:t>1</w:t>
+            </w:r>
+          </w:p>
+        </w:tc>
+        <w:tc>
+          <w:tcPr>
+            <w:tcW w:type="dxa" w:w="1440"/>
+          </w:tcPr>
+          <w:p>
+            <w:r>
+              <w:t>x1=26379.0, y1=638, x2=26387.0, y2=633</w:t>
+            </w:r>
+          </w:p>
+        </w:tc>
+        <w:tc>
+          <w:tcPr>
+            <w:tcW w:type="dxa" w:w="1440"/>
+          </w:tcPr>
+          <w:p>
+            <w:r>
+              <w:t>250</w:t>
+            </w:r>
+          </w:p>
+        </w:tc>
+      </w:tr>
+      <w:tr>
+        <w:tc>
+          <w:tcPr>
+            <w:tcW w:type="dxa" w:w="1440"/>
+          </w:tcPr>
+          <w:p>
+            <w:r>
+              <w:t>30</w:t>
+            </w:r>
+          </w:p>
+        </w:tc>
+        <w:tc>
+          <w:tcPr>
+            <w:tcW w:type="dxa" w:w="1440"/>
+          </w:tcPr>
+          <w:p>
+            <w:r>
+              <w:t>эталон2</w:t>
+            </w:r>
+          </w:p>
+        </w:tc>
+        <w:tc>
+          <w:tcPr>
+            <w:tcW w:type="dxa" w:w="1440"/>
+          </w:tcPr>
+          <w:p>
+            <w:r>
+              <w:t>80.11%</w:t>
+            </w:r>
+          </w:p>
+        </w:tc>
+        <w:tc>
+          <w:tcPr>
+            <w:tcW w:type="dxa" w:w="1440"/>
+          </w:tcPr>
+          <w:p>
+            <w:r>
+              <w:t>1</w:t>
+            </w:r>
+          </w:p>
+        </w:tc>
+        <w:tc>
+          <w:tcPr>
+            <w:tcW w:type="dxa" w:w="1440"/>
+          </w:tcPr>
+          <w:p>
+            <w:r>
+              <w:t>x1=28713.0, y1=902, x2=29086.0, y2=787</w:t>
+            </w:r>
+          </w:p>
+        </w:tc>
+        <w:tc>
+          <w:tcPr>
+            <w:tcW w:type="dxa" w:w="1440"/>
+          </w:tcPr>
+          <w:p>
+            <w:r>
+              <w:t>270</w:t>
+            </w:r>
+          </w:p>
+        </w:tc>
+      </w:tr>
+      <w:tr>
+        <w:tc>
+          <w:tcPr>
+            <w:tcW w:type="dxa" w:w="1440"/>
+          </w:tcPr>
+          <w:p>
+            <w:r>
+              <w:t>31</w:t>
+            </w:r>
+          </w:p>
+        </w:tc>
+        <w:tc>
+          <w:tcPr>
+            <w:tcW w:type="dxa" w:w="1440"/>
+          </w:tcPr>
+          <w:p>
+            <w:r>
+              <w:t>эталон1</w:t>
+            </w:r>
+          </w:p>
+        </w:tc>
+        <w:tc>
+          <w:tcPr>
+            <w:tcW w:type="dxa" w:w="1440"/>
+          </w:tcPr>
+          <w:p>
+            <w:r>
+              <w:t>89.91%</w:t>
+            </w:r>
+          </w:p>
+        </w:tc>
+        <w:tc>
+          <w:tcPr>
+            <w:tcW w:type="dxa" w:w="1440"/>
+          </w:tcPr>
+          <w:p>
+            <w:r>
+              <w:t>1</w:t>
+            </w:r>
+          </w:p>
+        </w:tc>
+        <w:tc>
+          <w:tcPr>
+            <w:tcW w:type="dxa" w:w="1440"/>
+          </w:tcPr>
+          <w:p>
+            <w:r>
+              <w:t>x1=29763.0, y1=912, x2=30014.0, y2=827</w:t>
+            </w:r>
+          </w:p>
+        </w:tc>
+        <w:tc>
+          <w:tcPr>
+            <w:tcW w:type="dxa" w:w="1440"/>
+          </w:tcPr>
+          <w:p>
+            <w:r>
+              <w:t>280</w:t>
+            </w:r>
+          </w:p>
+        </w:tc>
+      </w:tr>
+      <w:tr>
+        <w:tc>
+          <w:tcPr>
+            <w:tcW w:type="dxa" w:w="1440"/>
+          </w:tcPr>
+          <w:p>
+            <w:r>
+              <w:t>32</w:t>
+            </w:r>
+          </w:p>
+        </w:tc>
+        <w:tc>
+          <w:tcPr>
+            <w:tcW w:type="dxa" w:w="1440"/>
+          </w:tcPr>
+          <w:p>
+            <w:r>
+              <w:t>пора</w:t>
+            </w:r>
+          </w:p>
+        </w:tc>
+        <w:tc>
+          <w:tcPr>
+            <w:tcW w:type="dxa" w:w="1440"/>
+          </w:tcPr>
+          <w:p>
+            <w:r>
+              <w:t>21.86%</w:t>
+            </w:r>
+          </w:p>
+        </w:tc>
+        <w:tc>
+          <w:tcPr>
+            <w:tcW w:type="dxa" w:w="1440"/>
+          </w:tcPr>
+          <w:p>
+            <w:r>
+              <w:t>1</w:t>
+            </w:r>
+          </w:p>
+        </w:tc>
+        <w:tc>
+          <w:tcPr>
+            <w:tcW w:type="dxa" w:w="1440"/>
+          </w:tcPr>
+          <w:p>
+            <w:r>
+              <w:t>x1=32110.0, y1=591, x2=32120.0, y2=586</w:t>
             </w:r>
           </w:p>
         </w:tc>
@@ -1673,11 +2107,11 @@
         <w:br/>
       </w:r>
       <w:r>
-        <w:t>Всего обнаружено дефектов: 25</w:t>
+        <w:t>Всего обнаружено дефектов: 32</w:t>
         <w:br/>
       </w:r>
       <w:r>
-        <w:t>эталон1: 6</w:t>
+        <w:t>эталон1: 5</w:t>
         <w:br/>
       </w:r>
       <w:r>
@@ -1685,11 +2119,19 @@
         <w:br/>
       </w:r>
       <w:r>
-        <w:t>пора: 10</w:t>
+        <w:t>пора: 15</w:t>
         <w:br/>
       </w:r>
       <w:r>
-        <w:t>включение: 4</w:t>
+        <w:t>подрез: 3</w:t>
+        <w:br/>
+      </w:r>
+      <w:r>
+        <w:t>несплавление: 2</w:t>
+        <w:br/>
+      </w:r>
+      <w:r>
+        <w:t>включение: 2</w:t>
         <w:br/>
       </w:r>
     </w:p>

--- a/app/static/reports/defects_report.docx
+++ b/app/static/reports/defects_report.docx
@@ -16,7 +16,7 @@
         <w:jc w:val="center"/>
       </w:pPr>
       <w:r>
-        <w:t>Дата создания отчета: 2025-05-26 00:04:15</w:t>
+        <w:t>Дата создания отчета: 2025-05-26 00:08:24</w:t>
       </w:r>
     </w:p>
     <w:tbl>
